--- a/Target_Journal_Submission/manuscript/cover_letter.docx
+++ b/Target_Journal_Submission/manuscript/cover_letter.docx
@@ -79,7 +79,7 @@
         <w:jc w:val="both"/>
       </w:pPr>
       <w:r>
-        <w:t>We believe the work fits the scope of Talanta because it addresses a core analytical question — how to state the uncertainty of a multivariate calibration result reliably when the method is applied in practice — and evaluates it on real analytical data with the consequences for analytical decisions. The experimental protocol and hypotheses were fixed before the held-out evaluation, all data are public, and the complete code regenerates every number, table and figure.</w:t>
+        <w:t>We believe the work fits the scope of Talanta because it addresses a core analytical question — how to state the uncertainty of a multivariate calibration result reliably when the method is applied in practice — and evaluates it on real analytical data with the consequences for analytical decisions. The experimental protocol and hypotheses were fixed before the held-out evaluation (additional and post-hoc analyses are labelled as such), all data are public, and the complete code regenerates every number, table and figure.</w:t>
       </w:r>
     </w:p>
     <w:p>
